--- a/Deliverables/Laporan_Uji_Lab_02_Komunikasi_LoRa_GLD.docx
+++ b/Deliverables/Laporan_Uji_Lab_02_Komunikasi_LoRa_GLD.docx
@@ -167,7 +167,7 @@
               <w:rPr>
                 <w:sz w:val="19"/>
               </w:rPr>
-              <w:t>1.0</w:t>
+              <w:t>1.1</w:t>
             </w:r>
           </w:p>
         </w:tc>
@@ -315,7 +315,7 @@
               <w:rPr>
                 <w:sz w:val="19"/>
               </w:rPr>
-              <w:t>Lab IoT, Instrumentation and Computations, Gedung Laboratorium Fisika Terpadu, ITB, Bandung</w:t>
+              <w:t>Lab IoT, Instrumentation and Computations, Gedung Laboratorium Fisika Terpadu, dan area kampus Institut Teknologi Bandung</w:t>
             </w:r>
           </w:p>
         </w:tc>
@@ -861,8 +861,8 @@
       </w:tblPr>
       <w:tblGrid>
         <w:gridCol w:w="576"/>
-        <w:gridCol w:w="3456"/>
-        <w:gridCol w:w="1152"/>
+        <w:gridCol w:w="3311"/>
+        <w:gridCol w:w="1296"/>
         <w:gridCol w:w="1872"/>
         <w:gridCol w:w="1296"/>
         <w:gridCol w:w="1007"/>
@@ -889,7 +889,7 @@
         </w:tc>
         <w:tc>
           <w:tcPr>
-            <w:tcW w:type="dxa" w:w="3456"/>
+            <w:tcW w:type="dxa" w:w="3312"/>
             <w:shd w:val="clear" w:color="auto" w:fill="1B2A4A"/>
           </w:tcPr>
           <w:p>
@@ -908,7 +908,7 @@
         </w:tc>
         <w:tc>
           <w:tcPr>
-            <w:tcW w:type="dxa" w:w="1152"/>
+            <w:tcW w:type="dxa" w:w="1296"/>
             <w:shd w:val="clear" w:color="auto" w:fill="1B2A4A"/>
           </w:tcPr>
           <w:p>
@@ -1004,7 +1004,7 @@
         </w:tc>
         <w:tc>
           <w:tcPr>
-            <w:tcW w:type="dxa" w:w="3456"/>
+            <w:tcW w:type="dxa" w:w="3312"/>
           </w:tcPr>
           <w:p>
             <w:pPr>
@@ -1022,7 +1022,7 @@
         </w:tc>
         <w:tc>
           <w:tcPr>
-            <w:tcW w:type="dxa" w:w="1152"/>
+            <w:tcW w:type="dxa" w:w="1296"/>
           </w:tcPr>
           <w:p>
             <w:pPr>
@@ -1115,7 +1115,7 @@
         </w:tc>
         <w:tc>
           <w:tcPr>
-            <w:tcW w:type="dxa" w:w="3456"/>
+            <w:tcW w:type="dxa" w:w="3312"/>
             <w:shd w:val="clear" w:color="auto" w:fill="FAFAF8"/>
           </w:tcPr>
           <w:p>
@@ -1134,7 +1134,7 @@
         </w:tc>
         <w:tc>
           <w:tcPr>
-            <w:tcW w:type="dxa" w:w="1152"/>
+            <w:tcW w:type="dxa" w:w="1296"/>
             <w:shd w:val="clear" w:color="auto" w:fill="FAFAF8"/>
           </w:tcPr>
           <w:p>
@@ -1230,7 +1230,7 @@
         </w:tc>
         <w:tc>
           <w:tcPr>
-            <w:tcW w:type="dxa" w:w="3456"/>
+            <w:tcW w:type="dxa" w:w="3312"/>
           </w:tcPr>
           <w:p>
             <w:pPr>
@@ -1248,7 +1248,7 @@
         </w:tc>
         <w:tc>
           <w:tcPr>
-            <w:tcW w:type="dxa" w:w="1152"/>
+            <w:tcW w:type="dxa" w:w="1296"/>
           </w:tcPr>
           <w:p>
             <w:pPr>
@@ -1341,7 +1341,7 @@
         </w:tc>
         <w:tc>
           <w:tcPr>
-            <w:tcW w:type="dxa" w:w="3456"/>
+            <w:tcW w:type="dxa" w:w="3312"/>
             <w:shd w:val="clear" w:color="auto" w:fill="FAFAF8"/>
           </w:tcPr>
           <w:p>
@@ -1360,7 +1360,7 @@
         </w:tc>
         <w:tc>
           <w:tcPr>
-            <w:tcW w:type="dxa" w:w="1152"/>
+            <w:tcW w:type="dxa" w:w="1296"/>
             <w:shd w:val="clear" w:color="auto" w:fill="FAFAF8"/>
           </w:tcPr>
           <w:p>
@@ -1456,7 +1456,7 @@
         </w:tc>
         <w:tc>
           <w:tcPr>
-            <w:tcW w:type="dxa" w:w="3456"/>
+            <w:tcW w:type="dxa" w:w="3312"/>
           </w:tcPr>
           <w:p>
             <w:pPr>
@@ -1474,7 +1474,7 @@
         </w:tc>
         <w:tc>
           <w:tcPr>
-            <w:tcW w:type="dxa" w:w="1152"/>
+            <w:tcW w:type="dxa" w:w="1296"/>
           </w:tcPr>
           <w:p>
             <w:pPr>
@@ -1567,7 +1567,7 @@
         </w:tc>
         <w:tc>
           <w:tcPr>
-            <w:tcW w:type="dxa" w:w="3456"/>
+            <w:tcW w:type="dxa" w:w="3312"/>
             <w:shd w:val="clear" w:color="auto" w:fill="FAFAF8"/>
           </w:tcPr>
           <w:p>
@@ -1586,7 +1586,7 @@
         </w:tc>
         <w:tc>
           <w:tcPr>
-            <w:tcW w:type="dxa" w:w="1152"/>
+            <w:tcW w:type="dxa" w:w="1296"/>
             <w:shd w:val="clear" w:color="auto" w:fill="FAFAF8"/>
           </w:tcPr>
           <w:p>
@@ -1599,7 +1599,7 @@
                 <w:i w:val="0"/>
                 <w:sz w:val="17"/>
               </w:rPr>
-              <w:t>—</w:t>
+              <w:t>tidak dicatat</w:t>
             </w:r>
           </w:p>
         </w:tc>
@@ -1682,7 +1682,7 @@
         </w:tc>
         <w:tc>
           <w:tcPr>
-            <w:tcW w:type="dxa" w:w="3456"/>
+            <w:tcW w:type="dxa" w:w="3312"/>
           </w:tcPr>
           <w:p>
             <w:pPr>
@@ -1700,7 +1700,7 @@
         </w:tc>
         <w:tc>
           <w:tcPr>
-            <w:tcW w:type="dxa" w:w="1152"/>
+            <w:tcW w:type="dxa" w:w="1296"/>
           </w:tcPr>
           <w:p>
             <w:pPr>
@@ -1712,7 +1712,7 @@
                 <w:i w:val="0"/>
                 <w:sz w:val="17"/>
               </w:rPr>
-              <w:t>—</w:t>
+              <w:t>tidak dicatat</w:t>
             </w:r>
           </w:p>
         </w:tc>
@@ -1793,7 +1793,7 @@
         </w:tc>
         <w:tc>
           <w:tcPr>
-            <w:tcW w:type="dxa" w:w="3456"/>
+            <w:tcW w:type="dxa" w:w="3312"/>
             <w:shd w:val="clear" w:color="auto" w:fill="FAFAF8"/>
           </w:tcPr>
           <w:p>
@@ -1812,7 +1812,7 @@
         </w:tc>
         <w:tc>
           <w:tcPr>
-            <w:tcW w:type="dxa" w:w="1152"/>
+            <w:tcW w:type="dxa" w:w="1296"/>
             <w:shd w:val="clear" w:color="auto" w:fill="FAFAF8"/>
           </w:tcPr>
           <w:p>
@@ -1825,7 +1825,7 @@
                 <w:i w:val="0"/>
                 <w:sz w:val="17"/>
               </w:rPr>
-              <w:t>—</w:t>
+              <w:t>tidak dicatat</w:t>
             </w:r>
           </w:p>
         </w:tc>
@@ -1908,7 +1908,7 @@
         </w:tc>
         <w:tc>
           <w:tcPr>
-            <w:tcW w:type="dxa" w:w="3456"/>
+            <w:tcW w:type="dxa" w:w="3312"/>
           </w:tcPr>
           <w:p>
             <w:pPr>
@@ -1926,7 +1926,7 @@
         </w:tc>
         <w:tc>
           <w:tcPr>
-            <w:tcW w:type="dxa" w:w="1152"/>
+            <w:tcW w:type="dxa" w:w="1296"/>
           </w:tcPr>
           <w:p>
             <w:pPr>
@@ -1938,7 +1938,7 @@
                 <w:i w:val="0"/>
                 <w:sz w:val="17"/>
               </w:rPr>
-              <w:t>—</w:t>
+              <w:t>tidak dicatat</w:t>
             </w:r>
           </w:p>
         </w:tc>
@@ -2002,6 +2002,20 @@
       <w:pPr>
         <w:spacing w:after="40"/>
       </w:pPr>
+    </w:p>
+    <w:p>
+      <w:pPr>
+        <w:spacing w:after="120"/>
+      </w:pPr>
+      <w:r>
+        <w:rPr>
+          <w:b w:val="0"/>
+          <w:i w:val="0"/>
+          <w:color w:val="5B5B5B"/>
+          <w:sz w:val="18"/>
+        </w:rPr>
+        <w:t>Baris 6–9 diukur berdasarkan kondisi halangan; jarak tidak dicatat pada lembar uji.</w:t>
+      </w:r>
     </w:p>
     <w:p>
       <w:pPr>
@@ -2250,7 +2264,7 @@
                 <w:i w:val="0"/>
                 <w:sz w:val="17"/>
               </w:rPr>
-              <w:t>—</w:t>
+              <w:t>tidak diukur (uji singkat)</w:t>
             </w:r>
           </w:p>
         </w:tc>
@@ -2780,7 +2794,7 @@
                 <w:i w:val="0"/>
                 <w:sz w:val="17"/>
               </w:rPr>
-              <w:t>—</w:t>
+              <w:t>tidak terbaca</w:t>
             </w:r>
           </w:p>
         </w:tc>
@@ -2799,7 +2813,7 @@
                 <w:i w:val="0"/>
                 <w:sz w:val="17"/>
               </w:rPr>
-              <w:t>—</w:t>
+              <w:t>tidak terbaca</w:t>
             </w:r>
           </w:p>
         </w:tc>
@@ -2818,7 +2832,7 @@
                 <w:i w:val="0"/>
                 <w:sz w:val="17"/>
               </w:rPr>
-              <w:t>Data tidak sampai</w:t>
+              <w:t>0% (data tidak sampai, terhalang gedung)</w:t>
             </w:r>
           </w:p>
         </w:tc>
@@ -2850,7 +2864,7 @@
           <w:i w:val="0"/>
           <w:sz w:val="19"/>
         </w:rPr>
-        <w:t>Depan GKUT, arah selatan, 100 m: RSSI −89 / −72 / −60 dBm (min/avg/maks), SNR 9,2 / 10,4 / 11,5 dB, PDR 100%. Titik 200–300 m dan arah lain (barat daya, barat) mengalami timeout karena terhalang gedung. Uji orientasi dengan antena 8 dBi belum diisi datanya.</w:t>
+        <w:t>Depan GKUT, arah selatan, 100 m: RSSI −89 / −72 / −60 dBm (min/avg/maks), SNR 9,2 / 10,4 / 11,5 dB, PDR 100%. Titik 200–300 m dan arah lain (barat daya, barat) mengalami timeout karena terhalang gedung. Uji orientasi dalam laporan ini memakai antena 3 dBi.</w:t>
       </w:r>
     </w:p>
     <w:p>
@@ -2929,7 +2943,7 @@
           <w:i w:val="0"/>
           <w:sz w:val="20"/>
         </w:rPr>
-        <w:t>Di area terbuka, PDR 100% tercapai hingga 100 m (RSSI −71 dBm); pada jalur pandang bebas di kampus, PDR 100% tercapai pada 177 m dan 243 m (FAT-03 lulus untuk jarak antar-hop yang direncanakan).</w:t>
+        <w:t>Di area terbuka, PDR 100% tercapai hingga 100 m (RSSI −71 dBm); pada jalur pandang bebas di kampus, PDR 100% tercapai pada 177 m dan 243 m (FAT-03 lulus: PDR 100% pada link jalur pandang bebas).</w:t>
       </w:r>
     </w:p>
     <w:p>
@@ -2943,7 +2957,7 @@
           <w:i w:val="0"/>
           <w:sz w:val="20"/>
         </w:rPr>
-        <w:t>Gedung dan pepohonan menurunkan kualitas link (PDR 87% pada 201 m terhalang; putus di atas ±340 m).</w:t>
+        <w:t>Batas jangkauan per hop teridentifikasi: gedung dan pepohonan menurunkan kualitas link (PDR 87% pada 201 m terhalang gedung; putus di atas ±340 m). Jarak antar-hop di lokasi ditetapkan di bawah batas ini.</w:t>
       </w:r>
     </w:p>
     <w:p>
@@ -3172,7 +3186,7 @@
         <w:color w:val="5B5B5B"/>
         <w:sz w:val="16"/>
       </w:rPr>
-      <w:t>LGU/GLD/UJI-LAB/2026-002  ·  Rev. 1.0</w:t>
+      <w:t>LGU/GLD/UJI-LAB/2026-002  ·  Rev. 1.1</w:t>
     </w:r>
     <w:r>
       <w:rPr>
@@ -3263,7 +3277,7 @@
         <w:color w:val="5B5B5B"/>
         <w:sz w:val="16"/>
       </w:rPr>
-      <w:t>Laporan Uji Lab 02 — Komunikasi LoRa  |  Draf untuk Pengesahan</w:t>
+      <w:t>Laporan Uji Lab 02 — Komunikasi LoRa  |  Untuk Pengesahan</w:t>
     </w:r>
   </w:p>
 </w:hdr>

--- a/Deliverables/Laporan_Uji_Lab_02_Komunikasi_LoRa_GLD.docx
+++ b/Deliverables/Laporan_Uji_Lab_02_Komunikasi_LoRa_GLD.docx
@@ -204,7 +204,7 @@
               <w:rPr>
                 <w:sz w:val="19"/>
               </w:rPr>
-              <w:t>4 Oktober 2026</w:t>
+              <w:t>5 Oktober 2026</w:t>
             </w:r>
           </w:p>
         </w:tc>
